--- a/api/templates/Last Check – Estate Planning Document Drafting Review (Clio).docx
+++ b/api/templates/Last Check – Estate Planning Document Drafting Review (Clio).docx
@@ -41,7 +41,6 @@
       <w:r>
         <w:rPr>
           <w:rFonts w:ascii="Calibri" w:hAnsi="Calibri" w:cs="Calibri"/>
-          <w:highlight w:val="yellow"/>
         </w:rPr>
         <w:t xml:space="preserve">&lt;&lt; </w:t>
       </w:r>
@@ -50,7 +49,6 @@
       <w:r>
         <w:rPr>
           <w:rFonts w:ascii="Calibri" w:hAnsi="Calibri" w:cs="Calibri"/>
-          <w:highlight w:val="yellow"/>
         </w:rPr>
         <w:t>Matter.Client.Name</w:t>
       </w:r>
@@ -59,7 +57,6 @@
       <w:r>
         <w:rPr>
           <w:rFonts w:ascii="Calibri" w:hAnsi="Calibri" w:cs="Calibri"/>
-          <w:highlight w:val="yellow"/>
         </w:rPr>
         <w:t xml:space="preserve"> &gt;&gt;</w:t>
       </w:r>
@@ -834,7 +831,6 @@
             <w:r>
               <w:rPr>
                 <w:rFonts w:ascii="Calibri" w:hAnsi="Calibri" w:cs="Calibri"/>
-                <w:highlight w:val="cyan"/>
               </w:rPr>
               <w:t>[# if couple]</w:t>
             </w:r>
